--- a/Teknik-Tenaga-Listrik/Modul-Word/Modul-10-Kompensasi-dalam-Sistem-Distribusi.docx
+++ b/Teknik-Tenaga-Listrik/Modul-Word/Modul-10-Kompensasi-dalam-Sistem-Distribusi.docx
@@ -5004,7 +5004,7 @@
       <w:r>
         <w:drawing>
           <wp:inline xmlns:a="http://schemas.openxmlformats.org/drawingml/2006/main" xmlns:pic="http://schemas.openxmlformats.org/drawingml/2006/picture">
-            <wp:extent cx="5400000" cy="1981570"/>
+            <wp:extent cx="5400000" cy="2096401"/>
             <wp:docPr id="1858245149" name="Picture 1858245149"/>
             <wp:cNvGraphicFramePr>
               <a:graphicFrameLocks noChangeAspect="1"/>
@@ -5025,7 +5025,7 @@
                   <pic:spPr>
                     <a:xfrm>
                       <a:off x="0" y="0"/>
-                      <a:ext cx="5400000" cy="1981570"/>
+                      <a:ext cx="5400000" cy="2096401"/>
                     </a:xfrm>
                     <a:prstGeom prst="rect"/>
                   </pic:spPr>
@@ -7220,7 +7220,7 @@
       <w:r>
         <w:drawing>
           <wp:inline xmlns:a="http://schemas.openxmlformats.org/drawingml/2006/main" xmlns:pic="http://schemas.openxmlformats.org/drawingml/2006/picture">
-            <wp:extent cx="5400000" cy="1981570"/>
+            <wp:extent cx="5400000" cy="2096401"/>
             <wp:docPr id="1858245151" name="Picture 1858245151"/>
             <wp:cNvGraphicFramePr>
               <a:graphicFrameLocks noChangeAspect="1"/>
@@ -7241,7 +7241,7 @@
                   <pic:spPr>
                     <a:xfrm>
                       <a:off x="0" y="0"/>
-                      <a:ext cx="5400000" cy="1981570"/>
+                      <a:ext cx="5400000" cy="2096401"/>
                     </a:xfrm>
                     <a:prstGeom prst="rect"/>
                   </pic:spPr>
@@ -7612,7 +7612,7 @@
       <w:r>
         <w:drawing>
           <wp:inline xmlns:a="http://schemas.openxmlformats.org/drawingml/2006/main" xmlns:pic="http://schemas.openxmlformats.org/drawingml/2006/picture">
-            <wp:extent cx="5400000" cy="1981570"/>
+            <wp:extent cx="5400000" cy="2096401"/>
             <wp:docPr id="1858245152" name="Picture 1858245152"/>
             <wp:cNvGraphicFramePr>
               <a:graphicFrameLocks noChangeAspect="1"/>
@@ -7633,7 +7633,7 @@
                   <pic:spPr>
                     <a:xfrm>
                       <a:off x="0" y="0"/>
-                      <a:ext cx="5400000" cy="1981570"/>
+                      <a:ext cx="5400000" cy="2096401"/>
                     </a:xfrm>
                     <a:prstGeom prst="rect"/>
                   </pic:spPr>
@@ -8549,7 +8549,7 @@
       <w:r>
         <w:drawing>
           <wp:inline xmlns:a="http://schemas.openxmlformats.org/drawingml/2006/main" xmlns:pic="http://schemas.openxmlformats.org/drawingml/2006/picture">
-            <wp:extent cx="5400000" cy="1719520"/>
+            <wp:extent cx="5400000" cy="1866739"/>
             <wp:docPr id="1858245153" name="Picture 1858245153"/>
             <wp:cNvGraphicFramePr>
               <a:graphicFrameLocks noChangeAspect="1"/>
@@ -8570,7 +8570,7 @@
                   <pic:spPr>
                     <a:xfrm>
                       <a:off x="0" y="0"/>
-                      <a:ext cx="5400000" cy="1719520"/>
+                      <a:ext cx="5400000" cy="1866739"/>
                     </a:xfrm>
                     <a:prstGeom prst="rect"/>
                   </pic:spPr>

--- a/Teknik-Tenaga-Listrik/Modul-Word/Modul-10-Kompensasi-dalam-Sistem-Distribusi.docx
+++ b/Teknik-Tenaga-Listrik/Modul-Word/Modul-10-Kompensasi-dalam-Sistem-Distribusi.docx
@@ -2832,7 +2832,9 @@
           <w:color w:val="1F3864"/>
           <w:sz w:val="28"/>
         </w:rPr>
-        <w:t>BEBAN REAKTIF DI PENYULANG DISTRIBUSI</w:t>
+        <w:t>BEBAN REAKTIF</w:t>
+        <w:br/>
+        <w:t>DI PENYULANG DISTRIBUSI</w:t>
       </w:r>
     </w:p>
     <w:p>
@@ -3254,7 +3256,26 @@
           <w:i w:val="0"/>
           <w:sz w:val="22"/>
         </w:rPr>
-        <w:t xml:space="preserve"> — Komponen reaktif arus tidak menghasilkan kWh tetapi ikut memanaskan konduktor (∝ I²), menjatuhkan tegangan lewat reaktansi (X·I_Q), dan memakan kapasitas trafo (kVA). Utilitas memandangnya sebagai rugi teknis dan kapasitas yang hilang; itulah alasan PLN memasang kapasitor di gardu dan penyulang, di samping mendenda pelanggan berfaktor daya rendah.</w:t>
+        <w:t xml:space="preserve"> — Komponen reaktif arus tidak menghasilkan kWh tetapi ikut memanaskan konduktor (∝ I²), menjatuhkan tegangan lewat reaktansi (X·I</w:t>
+      </w:r>
+      <w:r>
+        <w:rPr>
+          <w:rFonts w:ascii="Arial" w:hAnsi="Arial" w:eastAsia="Arial" w:cs="Arial"/>
+          <w:b w:val="0"/>
+          <w:i w:val="0"/>
+          <w:sz w:val="22"/>
+          <w:vertAlign w:val="subscript"/>
+        </w:rPr>
+        <w:t>Q</w:t>
+      </w:r>
+      <w:r>
+        <w:rPr>
+          <w:rFonts w:ascii="Arial" w:hAnsi="Arial" w:eastAsia="Arial" w:cs="Arial"/>
+          <w:b w:val="0"/>
+          <w:i w:val="0"/>
+          <w:sz w:val="22"/>
+        </w:rPr>
+        <w:t>), dan memakan kapasitas trafo (kVA). Utilitas memandangnya sebagai rugi teknis dan kapasitas yang hilang; itulah alasan PLN memasang kapasitor di gardu dan penyulang, di samping mendenda pelanggan berfaktor daya rendah.</w:t>
       </w:r>
     </w:p>
     <w:p>
@@ -3458,7 +3479,26 @@
           <w:i w:val="0"/>
           <w:sz w:val="22"/>
         </w:rPr>
-        <w:t>Rugi I²R lebih besar, jatuh tegangan X·I_Q di ujung penyulang, dan kapasitas trafo/penyulang termakan kVA yang tidak membayar.</w:t>
+        <w:t>Rugi I²R lebih besar, jatuh tegangan X·I</w:t>
+      </w:r>
+      <w:r>
+        <w:rPr>
+          <w:rFonts w:ascii="Arial" w:hAnsi="Arial" w:eastAsia="Arial" w:cs="Arial"/>
+          <w:b w:val="0"/>
+          <w:i w:val="0"/>
+          <w:sz w:val="22"/>
+          <w:vertAlign w:val="subscript"/>
+        </w:rPr>
+        <w:t>Q</w:t>
+      </w:r>
+      <w:r>
+        <w:rPr>
+          <w:rFonts w:ascii="Arial" w:hAnsi="Arial" w:eastAsia="Arial" w:cs="Arial"/>
+          <w:b w:val="0"/>
+          <w:i w:val="0"/>
+          <w:sz w:val="22"/>
+        </w:rPr>
+        <w:t xml:space="preserve"> di ujung penyulang, dan kapasitas trafo/penyulang termakan kVA yang tidak membayar.</w:t>
       </w:r>
     </w:p>
     <w:p>
@@ -3606,7 +3646,7 @@
           <w:i w:val="0"/>
           <w:sz w:val="20"/>
         </w:rPr>
-        <w:t>Tabel 1. Beban penyulang 20 kV: P (MW), pf, S (kVA), I (A), I_Q (A).</w:t>
+        <w:t>Tabel 1. Beban penyulang 20 kV: P (MW), pf, S (kVA), I (A), IQ (A).</w:t>
       </w:r>
     </w:p>
     <w:tbl>
@@ -3741,7 +3781,26 @@
                 <w:i w:val="0"/>
                 <w:sz w:val="18"/>
               </w:rPr>
-              <w:t>I_Q (A)</w:t>
+              <w:t>I</w:t>
+            </w:r>
+            <w:r>
+              <w:rPr>
+                <w:rFonts w:ascii="Arial" w:hAnsi="Arial" w:eastAsia="Arial" w:cs="Arial"/>
+                <w:b/>
+                <w:i w:val="0"/>
+                <w:sz w:val="18"/>
+                <w:vertAlign w:val="subscript"/>
+              </w:rPr>
+              <w:t>Q</w:t>
+            </w:r>
+            <w:r>
+              <w:rPr>
+                <w:rFonts w:ascii="Arial" w:hAnsi="Arial" w:eastAsia="Arial" w:cs="Arial"/>
+                <w:b/>
+                <w:i w:val="0"/>
+                <w:sz w:val="18"/>
+              </w:rPr>
+              <w:t xml:space="preserve"> (A)</w:t>
             </w:r>
           </w:p>
         </w:tc>
@@ -4412,7 +4471,9 @@
           <w:color w:val="1F3864"/>
           <w:sz w:val="28"/>
         </w:rPr>
-        <w:t>KAPASITOR SHUNT: UKURAN, ARUS, DAN RUGI</w:t>
+        <w:t>KAPASITOR SHUNT:</w:t>
+        <w:br/>
+        <w:t>UKURAN, ARUS, DAN RUGI</w:t>
       </w:r>
     </w:p>
     <w:p>
@@ -4825,7 +4886,26 @@
           <w:i w:val="0"/>
           <w:sz w:val="22"/>
         </w:rPr>
-        <w:t xml:space="preserve"> — Kapasitor shunt adalah sumber daya reaktif lokal: arus reaktif beban kini berputar antara kapasitor dan motor di ujung penyulang, tidak lagi melewati penyulang dan trafo. Daya aktif tidak berubah, sehingga seluruh penurunan arus adalah penurunan I_Q; rugi turun kuadratis karena rugi ∝ I². Kapasitor tegangan menengah dijual per unit 100–400 kVAR yang dirangkai menjadi bank 600–3000 kVAR di tiang atau gardu.</w:t>
+        <w:t xml:space="preserve"> — Kapasitor shunt adalah sumber daya reaktif lokal: arus reaktif beban kini berputar antara kapasitor dan motor di ujung penyulang, tidak lagi melewati penyulang dan trafo. Daya aktif tidak berubah, sehingga seluruh penurunan arus adalah penurunan I</w:t>
+      </w:r>
+      <w:r>
+        <w:rPr>
+          <w:rFonts w:ascii="Arial" w:hAnsi="Arial" w:eastAsia="Arial" w:cs="Arial"/>
+          <w:b w:val="0"/>
+          <w:i w:val="0"/>
+          <w:sz w:val="22"/>
+          <w:vertAlign w:val="subscript"/>
+        </w:rPr>
+        <w:t>Q</w:t>
+      </w:r>
+      <w:r>
+        <w:rPr>
+          <w:rFonts w:ascii="Arial" w:hAnsi="Arial" w:eastAsia="Arial" w:cs="Arial"/>
+          <w:b w:val="0"/>
+          <w:i w:val="0"/>
+          <w:sz w:val="22"/>
+        </w:rPr>
+        <w:t>; rugi turun kuadratis karena rugi ∝ I². Kapasitor tegangan menengah dijual per unit 100–400 kVAR yang dirangkai menjadi bank 600–3000 kVAR di tiang atau gardu.</w:t>
       </w:r>
     </w:p>
     <w:p>
@@ -5222,7 +5302,64 @@
           <w:i w:val="0"/>
           <w:sz w:val="22"/>
         </w:rPr>
-        <w:t xml:space="preserve">Kapasitor beresonansi dengan induktansi sistem pada frekuensi f_r = f√(S_sc/Q_C); bila dekat harmonik ke-5/7 dari VSD, arus harmonik membesar; pakai reaktor detuning. </w:t>
+        <w:t>Kapasitor beresonansi dengan induktansi sistem pada frekuensi f</w:t>
+      </w:r>
+      <w:r>
+        <w:rPr>
+          <w:rFonts w:ascii="Arial" w:hAnsi="Arial" w:eastAsia="Arial" w:cs="Arial"/>
+          <w:b w:val="0"/>
+          <w:i w:val="0"/>
+          <w:sz w:val="22"/>
+          <w:vertAlign w:val="subscript"/>
+        </w:rPr>
+        <w:t>r</w:t>
+      </w:r>
+      <w:r>
+        <w:rPr>
+          <w:rFonts w:ascii="Arial" w:hAnsi="Arial" w:eastAsia="Arial" w:cs="Arial"/>
+          <w:b w:val="0"/>
+          <w:i w:val="0"/>
+          <w:sz w:val="22"/>
+        </w:rPr>
+        <w:t xml:space="preserve"> = f√(S</w:t>
+      </w:r>
+      <w:r>
+        <w:rPr>
+          <w:rFonts w:ascii="Arial" w:hAnsi="Arial" w:eastAsia="Arial" w:cs="Arial"/>
+          <w:b w:val="0"/>
+          <w:i w:val="0"/>
+          <w:sz w:val="22"/>
+          <w:vertAlign w:val="subscript"/>
+        </w:rPr>
+        <w:t>sc</w:t>
+      </w:r>
+      <w:r>
+        <w:rPr>
+          <w:rFonts w:ascii="Arial" w:hAnsi="Arial" w:eastAsia="Arial" w:cs="Arial"/>
+          <w:b w:val="0"/>
+          <w:i w:val="0"/>
+          <w:sz w:val="22"/>
+        </w:rPr>
+        <w:t>/Q</w:t>
+      </w:r>
+      <w:r>
+        <w:rPr>
+          <w:rFonts w:ascii="Arial" w:hAnsi="Arial" w:eastAsia="Arial" w:cs="Arial"/>
+          <w:b w:val="0"/>
+          <w:i w:val="0"/>
+          <w:sz w:val="22"/>
+          <w:vertAlign w:val="subscript"/>
+        </w:rPr>
+        <w:t>C</w:t>
+      </w:r>
+      <w:r>
+        <w:rPr>
+          <w:rFonts w:ascii="Arial" w:hAnsi="Arial" w:eastAsia="Arial" w:cs="Arial"/>
+          <w:b w:val="0"/>
+          <w:i w:val="0"/>
+          <w:sz w:val="22"/>
+        </w:rPr>
+        <w:t xml:space="preserve">); bila dekat harmonik ke-5/7 dari VSD, arus harmonik membesar; pakai reaktor detuning. </w:t>
       </w:r>
       <w:r>
         <w:rPr>
@@ -5932,7 +6069,9 @@
           <w:color w:val="1F3864"/>
           <w:sz w:val="28"/>
         </w:rPr>
-        <w:t>JATUH TEGANGAN DAN KENAIKAN TEGANGAN OLEH KAPASITOR</w:t>
+        <w:t>JATUH TEGANGAN DAN</w:t>
+        <w:br/>
+        <w:t>KENAIKAN TEGANGAN OLEH KAPASITOR</w:t>
       </w:r>
     </w:p>
     <w:p>
@@ -6003,7 +6142,26 @@
           <w:i w:val="0"/>
           <w:sz w:val="20"/>
         </w:rPr>
-        <w:t>Gambar 2 — Jatuh tegangan penyulang dan kenaikan tegangan oleh kapasitor. Beban di ujung penyulang menjatuhkan 5,3 % lewat R dan X; kapasitor 1.685 kVAR mengurangi komponen reaktif arus sehingga jatuh tegangan tinggal 4,1 %, setara kenaikan Q_C·X/V² ≈ 1,18 % di titik kapasitor.</w:t>
+        <w:t>Gambar 2 — Jatuh tegangan penyulang dan kenaikan tegangan oleh kapasitor. Beban di ujung penyulang menjatuhkan 5,3 % lewat R dan X; kapasitor 1.685 kVAR mengurangi komponen reaktif arus sehingga jatuh tegangan tinggal 4,1 %, setara kenaikan Q</w:t>
+      </w:r>
+      <w:r>
+        <w:rPr>
+          <w:rFonts w:ascii="Arial" w:hAnsi="Arial" w:eastAsia="Arial" w:cs="Arial"/>
+          <w:b/>
+          <w:i w:val="0"/>
+          <w:sz w:val="20"/>
+          <w:vertAlign w:val="subscript"/>
+        </w:rPr>
+        <w:t>C</w:t>
+      </w:r>
+      <w:r>
+        <w:rPr>
+          <w:rFonts w:ascii="Arial" w:hAnsi="Arial" w:eastAsia="Arial" w:cs="Arial"/>
+          <w:b/>
+          <w:i w:val="0"/>
+          <w:sz w:val="20"/>
+        </w:rPr>
+        <w:t>·X/V² ≈ 1,18 % di titik kapasitor.</w:t>
       </w:r>
     </w:p>
     <w:p>
@@ -6268,7 +6426,26 @@
           <w:i w:val="0"/>
           <w:sz w:val="22"/>
         </w:rPr>
-        <w:t xml:space="preserve"> — Kapasitor 'menaikkan' tegangan dengan menghapus jatuh tegangan reaktif I_Q·X; besarnya sebanding kVAR dan reaktansi dari sumber ke titik kapasitor. Karena itu kapasitor di ujung penyulang panjang menaikkan tegangan jauh lebih banyak daripada di rel gardu (X ≈ 0). Kenaikan ini terjadi juga saat beban ringan: kapasitor tetap yang terlalu besar membuat tegangan malam melampaui batas +5 %.</w:t>
+        <w:t xml:space="preserve"> — Kapasitor 'menaikkan' tegangan dengan menghapus jatuh tegangan reaktif I</w:t>
+      </w:r>
+      <w:r>
+        <w:rPr>
+          <w:rFonts w:ascii="Arial" w:hAnsi="Arial" w:eastAsia="Arial" w:cs="Arial"/>
+          <w:b w:val="0"/>
+          <w:i w:val="0"/>
+          <w:sz w:val="22"/>
+          <w:vertAlign w:val="subscript"/>
+        </w:rPr>
+        <w:t>Q</w:t>
+      </w:r>
+      <w:r>
+        <w:rPr>
+          <w:rFonts w:ascii="Arial" w:hAnsi="Arial" w:eastAsia="Arial" w:cs="Arial"/>
+          <w:b w:val="0"/>
+          <w:i w:val="0"/>
+          <w:sz w:val="22"/>
+        </w:rPr>
+        <w:t>·X; besarnya sebanding kVAR dan reaktansi dari sumber ke titik kapasitor. Karena itu kapasitor di ujung penyulang panjang menaikkan tegangan jauh lebih banyak daripada di rel gardu (X ≈ 0). Kenaikan ini terjadi juga saat beban ringan: kapasitor tetap yang terlalu besar membuat tegangan malam melampaui batas +5 %.</w:t>
       </w:r>
     </w:p>
     <w:p>
@@ -7193,7 +7370,9 @@
           <w:color w:val="1F3864"/>
           <w:sz w:val="28"/>
         </w:rPr>
-        <w:t>PENEMPATAN DAN UKURAN: ATURAN DUA-PERTIGA, TETAP DAN SWITCHED</w:t>
+        <w:t>PENEMPATAN DAN UKURAN:</w:t>
+        <w:br/>
+        <w:t>ATURAN DUA-PERTIGA, TETAP DAN SWITCHED</w:t>
       </w:r>
     </w:p>
     <w:p>
@@ -7220,7 +7399,7 @@
       <w:r>
         <w:drawing>
           <wp:inline xmlns:a="http://schemas.openxmlformats.org/drawingml/2006/main" xmlns:pic="http://schemas.openxmlformats.org/drawingml/2006/picture">
-            <wp:extent cx="5400000" cy="2096401"/>
+            <wp:extent cx="5400000" cy="2128790"/>
             <wp:docPr id="1858245151" name="Picture 1858245151"/>
             <wp:cNvGraphicFramePr>
               <a:graphicFrameLocks noChangeAspect="1"/>
@@ -7241,7 +7420,7 @@
                   <pic:spPr>
                     <a:xfrm>
                       <a:off x="0" y="0"/>
-                      <a:ext cx="5400000" cy="2096401"/>
+                      <a:ext cx="5400000" cy="2128790"/>
                     </a:xfrm>
                     <a:prstGeom prst="rect"/>
                   </pic:spPr>
@@ -7457,7 +7636,26 @@
           <w:i w:val="0"/>
           <w:sz w:val="22"/>
         </w:rPr>
-        <w:t xml:space="preserve"> = √3×20×144 = 4.988 kVAR; kapasitor optimum 2/3×4.988 = 3.326 kVAR pada 5,33 km. Rugi akibat arus reaktif (beban merata = ⅓ I_Q²R) = 66,4 kW → berkurang 59,0 kW. Dua kapasitor: masing-masing 2/5 Q pada 1/5 dan 3/5 panjang (total 4/5, pengurangan 24/25).</w:t>
+        <w:t xml:space="preserve"> = √3×20×144 = 4.988 kVAR; kapasitor optimum 2/3×4.988 = 3.326 kVAR pada 5,33 km. Rugi akibat arus reaktif (beban merata = ⅓ I</w:t>
+      </w:r>
+      <w:r>
+        <w:rPr>
+          <w:rFonts w:ascii="Arial" w:hAnsi="Arial" w:eastAsia="Arial" w:cs="Arial"/>
+          <w:b w:val="0"/>
+          <w:i w:val="0"/>
+          <w:sz w:val="22"/>
+          <w:vertAlign w:val="subscript"/>
+        </w:rPr>
+        <w:t>Q</w:t>
+      </w:r>
+      <w:r>
+        <w:rPr>
+          <w:rFonts w:ascii="Arial" w:hAnsi="Arial" w:eastAsia="Arial" w:cs="Arial"/>
+          <w:b w:val="0"/>
+          <w:i w:val="0"/>
+          <w:sz w:val="22"/>
+        </w:rPr>
+        <w:t>²R) = 66,4 kW → berkurang 59,0 kW. Dua kapasitor: masing-masing 2/5 Q pada 1/5 dan 3/5 panjang (total 4/5, pengurangan 24/25).</w:t>
       </w:r>
     </w:p>
     <w:p>
@@ -7870,7 +8068,7 @@
           <w:i w:val="0"/>
           <w:sz w:val="20"/>
         </w:rPr>
-        <w:t>Tabel 4. Kapasitor pada beban merata (Q_beban = 100 %): Ukuran tiap unit, Letak, Total kVAR, Pengurangan rugi reaktif maks.</w:t>
+        <w:t>Tabel 4. Kapasitor pada beban merata (Qbeban = 100 %): Ukuran tiap unit, Letak, Total kVAR, Pengurangan rugi reaktif maks.</w:t>
       </w:r>
     </w:p>
     <w:tbl>
@@ -7904,7 +8102,26 @@
                 <w:i w:val="0"/>
                 <w:sz w:val="18"/>
               </w:rPr>
-              <w:t>Kapasitor pada beban merata (Q_beban = 100 %)</w:t>
+              <w:t>Kapasitor pada beban merata (Q</w:t>
+            </w:r>
+            <w:r>
+              <w:rPr>
+                <w:rFonts w:ascii="Arial" w:hAnsi="Arial" w:eastAsia="Arial" w:cs="Arial"/>
+                <w:b/>
+                <w:i w:val="0"/>
+                <w:sz w:val="18"/>
+                <w:vertAlign w:val="subscript"/>
+              </w:rPr>
+              <w:t>beban</w:t>
+            </w:r>
+            <w:r>
+              <w:rPr>
+                <w:rFonts w:ascii="Arial" w:hAnsi="Arial" w:eastAsia="Arial" w:cs="Arial"/>
+                <w:b/>
+                <w:i w:val="0"/>
+                <w:sz w:val="18"/>
+              </w:rPr>
+              <w:t xml:space="preserve"> = 100 %)</w:t>
             </w:r>
           </w:p>
         </w:tc>
@@ -8522,7 +8739,9 @@
           <w:color w:val="1F3864"/>
           <w:sz w:val="28"/>
         </w:rPr>
-        <w:t>REGULATOR TEGANGAN BERTINGKAT DAN TAP TRAFO</w:t>
+        <w:t>REGULATOR TEGANGAN</w:t>
+        <w:br/>
+        <w:t>BERTINGKAT DAN TAP TRAFO</w:t>
       </w:r>
     </w:p>
     <w:p>
@@ -9939,7 +10158,9 @@
           <w:color w:val="1F3864"/>
           <w:sz w:val="28"/>
         </w:rPr>
-        <w:t>NILAI EKONOMI DAN JEBAKAN PRAKTIK</w:t>
+        <w:t>NILAI EKONOMI</w:t>
+        <w:br/>
+        <w:t>DAN JEBAKAN PRAKTIK</w:t>
       </w:r>
     </w:p>
     <w:p>
@@ -10600,7 +10821,7 @@
           <w:i w:val="0"/>
           <w:sz w:val="20"/>
         </w:rPr>
-        <w:t>Tabel 6. Penyulang contoh: pilihan kompensasi: Q_C (kVAR), Letak, Rugi puncak (kW), Hemat (MWh/th), ΔV ujung (%).</w:t>
+        <w:t>Tabel 6. Penyulang contoh: pilihan kompensasi: QC (kVAR), Letak, Rugi puncak (kW), Hemat (MWh/th), ΔV ujung (%).</w:t>
       </w:r>
     </w:p>
     <w:tbl>
@@ -10655,7 +10876,26 @@
                 <w:i w:val="0"/>
                 <w:sz w:val="18"/>
               </w:rPr>
-              <w:t>Q_C (kVAR)</w:t>
+              <w:t>Q</w:t>
+            </w:r>
+            <w:r>
+              <w:rPr>
+                <w:rFonts w:ascii="Arial" w:hAnsi="Arial" w:eastAsia="Arial" w:cs="Arial"/>
+                <w:b/>
+                <w:i w:val="0"/>
+                <w:sz w:val="18"/>
+                <w:vertAlign w:val="subscript"/>
+              </w:rPr>
+              <w:t>C</w:t>
+            </w:r>
+            <w:r>
+              <w:rPr>
+                <w:rFonts w:ascii="Arial" w:hAnsi="Arial" w:eastAsia="Arial" w:cs="Arial"/>
+                <w:b/>
+                <w:i w:val="0"/>
+                <w:sz w:val="18"/>
+              </w:rPr>
+              <w:t xml:space="preserve"> (kVAR)</w:t>
             </w:r>
           </w:p>
         </w:tc>
@@ -11252,7 +11492,9 @@
           <w:color w:val="1F3864"/>
           <w:sz w:val="28"/>
         </w:rPr>
-        <w:t>ANIMASI INTERAKTIF KOMPENSASI DISTRIBUSI</w:t>
+        <w:t>ANIMASI INTERAKTIF</w:t>
+        <w:br/>
+        <w:t>KOMPENSASI DISTRIBUSI</w:t>
       </w:r>
     </w:p>
     <w:p>
@@ -11357,7 +11599,45 @@
           <w:i w:val="0"/>
           <w:sz w:val="21"/>
         </w:rPr>
-        <w:t>: tegangan ujung naik paling tinggi, tetapi rugi tidak minimum. (2) Atur Q_C dan letak sesuai readout 2/3: rugi minimum. (3) Q_C terlalu besar membuat profil naik di atas 20 kV (tegangan lebih). Soal C4–C8.</w:t>
+        <w:t>: tegangan ujung naik paling tinggi, tetapi rugi tidak minimum. (2) Atur Q</w:t>
+      </w:r>
+      <w:r>
+        <w:rPr>
+          <w:rFonts w:ascii="Arial" w:hAnsi="Arial" w:eastAsia="Arial" w:cs="Arial"/>
+          <w:b w:val="0"/>
+          <w:i w:val="0"/>
+          <w:sz w:val="21"/>
+          <w:vertAlign w:val="subscript"/>
+        </w:rPr>
+        <w:t>C</w:t>
+      </w:r>
+      <w:r>
+        <w:rPr>
+          <w:rFonts w:ascii="Arial" w:hAnsi="Arial" w:eastAsia="Arial" w:cs="Arial"/>
+          <w:b w:val="0"/>
+          <w:i w:val="0"/>
+          <w:sz w:val="21"/>
+        </w:rPr>
+        <w:t xml:space="preserve"> dan letak sesuai readout 2/3: rugi minimum. (3) Q</w:t>
+      </w:r>
+      <w:r>
+        <w:rPr>
+          <w:rFonts w:ascii="Arial" w:hAnsi="Arial" w:eastAsia="Arial" w:cs="Arial"/>
+          <w:b w:val="0"/>
+          <w:i w:val="0"/>
+          <w:sz w:val="21"/>
+          <w:vertAlign w:val="subscript"/>
+        </w:rPr>
+        <w:t>C</w:t>
+      </w:r>
+      <w:r>
+        <w:rPr>
+          <w:rFonts w:ascii="Arial" w:hAnsi="Arial" w:eastAsia="Arial" w:cs="Arial"/>
+          <w:b w:val="0"/>
+          <w:i w:val="0"/>
+          <w:sz w:val="21"/>
+        </w:rPr>
+        <w:t xml:space="preserve"> terlalu besar membuat profil naik di atas 20 kV (tegangan lebih). Soal C4–C8.</w:t>
       </w:r>
     </w:p>
     <w:p>
@@ -11656,7 +11936,26 @@
           <w:i w:val="0"/>
           <w:sz w:val="21"/>
         </w:rPr>
-        <w:t xml:space="preserve"> pada Animasi 1 atur 8 km, 144 A (setara 4 MW pf 0,8 di ujung tidak persis merata, tetapi bandingkan kecenderungannya), lalu cari Q_C dan letak yang membuat rugi minimum dan bandingkan dengan aturan 2/3 di readout. Pada Animasi 3 atur tetap 607 dan switched 1.079 kVAR dan periksa tidak ada jam mendahului.</w:t>
+        <w:t xml:space="preserve"> pada Animasi 1 atur 8 km, 144 A (setara 4 MW pf 0,8 di ujung tidak persis merata, tetapi bandingkan kecenderungannya), lalu cari Q</w:t>
+      </w:r>
+      <w:r>
+        <w:rPr>
+          <w:rFonts w:ascii="Arial" w:hAnsi="Arial" w:eastAsia="Arial" w:cs="Arial"/>
+          <w:b w:val="0"/>
+          <w:i w:val="0"/>
+          <w:sz w:val="21"/>
+          <w:vertAlign w:val="subscript"/>
+        </w:rPr>
+        <w:t>C</w:t>
+      </w:r>
+      <w:r>
+        <w:rPr>
+          <w:rFonts w:ascii="Arial" w:hAnsi="Arial" w:eastAsia="Arial" w:cs="Arial"/>
+          <w:b w:val="0"/>
+          <w:i w:val="0"/>
+          <w:sz w:val="21"/>
+        </w:rPr>
+        <w:t xml:space="preserve"> dan letak yang membuat rugi minimum dan bandingkan dengan aturan 2/3 di readout. Pada Animasi 3 atur tetap 607 dan switched 1.079 kVAR dan periksa tidak ada jam mendahului.</w:t>
       </w:r>
     </w:p>
     <w:p>
@@ -11672,7 +11971,9 @@
           <w:color w:val="1F3864"/>
           <w:sz w:val="28"/>
         </w:rPr>
-        <w:t>IMPLEMENTASI PYTHON DI JUPYTER NOTEBOOK</w:t>
+        <w:t>IMPLEMENTASI PYTHON</w:t>
+        <w:br/>
+        <w:t>DI JUPYTER NOTEBOOK</w:t>
       </w:r>
     </w:p>
     <w:p>
@@ -11750,7 +12051,28 @@
           <w:color w:val="2E4A7A"/>
           <w:sz w:val="20"/>
         </w:rPr>
-        <w:t>Cell 1 — Kapasitor Shunt: Q_C, Arus, Rugi, dan Kapasitas Terbebas</w:t>
+        <w:t>Cell 1 — Kapasitor Shunt: Q</w:t>
+      </w:r>
+      <w:r>
+        <w:rPr>
+          <w:rFonts w:ascii="Arial" w:hAnsi="Arial" w:eastAsia="Arial" w:cs="Arial"/>
+          <w:b/>
+          <w:i w:val="0"/>
+          <w:color w:val="2E4A7A"/>
+          <w:sz w:val="20"/>
+          <w:vertAlign w:val="subscript"/>
+        </w:rPr>
+        <w:t>C</w:t>
+      </w:r>
+      <w:r>
+        <w:rPr>
+          <w:rFonts w:ascii="Arial" w:hAnsi="Arial" w:eastAsia="Arial" w:cs="Arial"/>
+          <w:b/>
+          <w:i w:val="0"/>
+          <w:color w:val="2E4A7A"/>
+          <w:sz w:val="20"/>
+        </w:rPr>
+        <w:t>, Arus, Rugi, dan Kapasitas Terbebas</w:t>
       </w:r>
     </w:p>
     <w:p>
@@ -12703,7 +13025,26 @@
           <w:i w:val="0"/>
           <w:sz w:val="21"/>
         </w:rPr>
-        <w:t xml:space="preserve"> jalankan keempat cell dan cocokkan dengan Bagian 02–06: Q_C = 1.685 kVAR, rugi 200 → 142 kW, ΔV 5,3 → 4,1 %, kapasitor optimum 3.326 kVAR, dan 8 tingkat regulator. Cell 1–4 memuat pola penyelesaian soal Hard C11–C15; ubah angkanya sesuai soal Anda, jangan hanya menyalin.</w:t>
+        <w:t xml:space="preserve"> jalankan keempat cell dan cocokkan dengan Bagian 02–06: Q</w:t>
+      </w:r>
+      <w:r>
+        <w:rPr>
+          <w:rFonts w:ascii="Arial" w:hAnsi="Arial" w:eastAsia="Arial" w:cs="Arial"/>
+          <w:b w:val="0"/>
+          <w:i w:val="0"/>
+          <w:sz w:val="21"/>
+          <w:vertAlign w:val="subscript"/>
+        </w:rPr>
+        <w:t>C</w:t>
+      </w:r>
+      <w:r>
+        <w:rPr>
+          <w:rFonts w:ascii="Arial" w:hAnsi="Arial" w:eastAsia="Arial" w:cs="Arial"/>
+          <w:b w:val="0"/>
+          <w:i w:val="0"/>
+          <w:sz w:val="21"/>
+        </w:rPr>
+        <w:t xml:space="preserve"> = 1.685 kVAR, rugi 200 → 142 kW, ΔV 5,3 → 4,1 %, kapasitor optimum 3.326 kVAR, dan 8 tingkat regulator. Cell 1–4 memuat pola penyelesaian soal Hard C11–C15; ubah angkanya sesuai soal Anda, jangan hanya menyalin.</w:t>
       </w:r>
     </w:p>
     <w:p>
@@ -12936,7 +13277,36 @@
           <w:i w:val="0"/>
           <w:sz w:val="21"/>
         </w:rPr>
-        <w:t>(A) ΔV ≈ QC R/V2</w:t>
+        <w:t>(A) ΔV ≈ Q</w:t>
+      </w:r>
+      <w:r>
+        <w:rPr>
+          <w:rFonts w:ascii="Arial" w:hAnsi="Arial" w:eastAsia="Arial" w:cs="Arial"/>
+          <w:b w:val="0"/>
+          <w:i w:val="0"/>
+          <w:sz w:val="21"/>
+          <w:vertAlign w:val="subscript"/>
+        </w:rPr>
+        <w:t>C</w:t>
+      </w:r>
+      <w:r>
+        <w:rPr>
+          <w:rFonts w:ascii="Arial" w:hAnsi="Arial" w:eastAsia="Arial" w:cs="Arial"/>
+          <w:b w:val="0"/>
+          <w:i w:val="0"/>
+          <w:sz w:val="21"/>
+        </w:rPr>
+        <w:t xml:space="preserve"> R/V</w:t>
+      </w:r>
+      <w:r>
+        <w:rPr>
+          <w:rFonts w:ascii="Arial" w:hAnsi="Arial" w:eastAsia="Arial" w:cs="Arial"/>
+          <w:b w:val="0"/>
+          <w:i w:val="0"/>
+          <w:sz w:val="21"/>
+          <w:vertAlign w:val="superscript"/>
+        </w:rPr>
+        <w:t>2</w:t>
       </w:r>
     </w:p>
     <w:p>
@@ -12960,7 +13330,45 @@
           <w:i w:val="0"/>
           <w:sz w:val="21"/>
         </w:rPr>
-        <w:t>(B) ΔV ≈ QC X/V2, dengan X reaktansi dari sumber ke titik kapasitor</w:t>
+        <w:t>(B) ΔV ≈ Q</w:t>
+      </w:r>
+      <w:r>
+        <w:rPr>
+          <w:rFonts w:ascii="Arial" w:hAnsi="Arial" w:eastAsia="Arial" w:cs="Arial"/>
+          <w:b w:val="0"/>
+          <w:i w:val="0"/>
+          <w:sz w:val="21"/>
+          <w:vertAlign w:val="subscript"/>
+        </w:rPr>
+        <w:t>C</w:t>
+      </w:r>
+      <w:r>
+        <w:rPr>
+          <w:rFonts w:ascii="Arial" w:hAnsi="Arial" w:eastAsia="Arial" w:cs="Arial"/>
+          <w:b w:val="0"/>
+          <w:i w:val="0"/>
+          <w:sz w:val="21"/>
+        </w:rPr>
+        <w:t xml:space="preserve"> X/V</w:t>
+      </w:r>
+      <w:r>
+        <w:rPr>
+          <w:rFonts w:ascii="Arial" w:hAnsi="Arial" w:eastAsia="Arial" w:cs="Arial"/>
+          <w:b w:val="0"/>
+          <w:i w:val="0"/>
+          <w:sz w:val="21"/>
+          <w:vertAlign w:val="superscript"/>
+        </w:rPr>
+        <w:t>2</w:t>
+      </w:r>
+      <w:r>
+        <w:rPr>
+          <w:rFonts w:ascii="Arial" w:hAnsi="Arial" w:eastAsia="Arial" w:cs="Arial"/>
+          <w:b w:val="0"/>
+          <w:i w:val="0"/>
+          <w:sz w:val="21"/>
+        </w:rPr>
+        <w:t>, dengan X reaktansi dari sumber ke titik kapasitor</w:t>
       </w:r>
     </w:p>
     <w:p>
@@ -12984,7 +13392,26 @@
           <w:i w:val="0"/>
           <w:sz w:val="21"/>
         </w:rPr>
-        <w:t>(C) ΔV ≈ QC/(V I)</w:t>
+        <w:t>(C) ΔV ≈ Q</w:t>
+      </w:r>
+      <w:r>
+        <w:rPr>
+          <w:rFonts w:ascii="Arial" w:hAnsi="Arial" w:eastAsia="Arial" w:cs="Arial"/>
+          <w:b w:val="0"/>
+          <w:i w:val="0"/>
+          <w:sz w:val="21"/>
+          <w:vertAlign w:val="subscript"/>
+        </w:rPr>
+        <w:t>C</w:t>
+      </w:r>
+      <w:r>
+        <w:rPr>
+          <w:rFonts w:ascii="Arial" w:hAnsi="Arial" w:eastAsia="Arial" w:cs="Arial"/>
+          <w:b w:val="0"/>
+          <w:i w:val="0"/>
+          <w:sz w:val="21"/>
+        </w:rPr>
+        <w:t>/(V I)</w:t>
       </w:r>
     </w:p>
     <w:p>
@@ -13008,7 +13435,45 @@
           <w:i w:val="0"/>
           <w:sz w:val="21"/>
         </w:rPr>
-        <w:t>(D) ΔV ≈ V2/(QC X)</w:t>
+        <w:t>(D) ΔV ≈ V</w:t>
+      </w:r>
+      <w:r>
+        <w:rPr>
+          <w:rFonts w:ascii="Arial" w:hAnsi="Arial" w:eastAsia="Arial" w:cs="Arial"/>
+          <w:b w:val="0"/>
+          <w:i w:val="0"/>
+          <w:sz w:val="21"/>
+          <w:vertAlign w:val="superscript"/>
+        </w:rPr>
+        <w:t>2</w:t>
+      </w:r>
+      <w:r>
+        <w:rPr>
+          <w:rFonts w:ascii="Arial" w:hAnsi="Arial" w:eastAsia="Arial" w:cs="Arial"/>
+          <w:b w:val="0"/>
+          <w:i w:val="0"/>
+          <w:sz w:val="21"/>
+        </w:rPr>
+        <w:t>/(Q</w:t>
+      </w:r>
+      <w:r>
+        <w:rPr>
+          <w:rFonts w:ascii="Arial" w:hAnsi="Arial" w:eastAsia="Arial" w:cs="Arial"/>
+          <w:b w:val="0"/>
+          <w:i w:val="0"/>
+          <w:sz w:val="21"/>
+          <w:vertAlign w:val="subscript"/>
+        </w:rPr>
+        <w:t>C</w:t>
+      </w:r>
+      <w:r>
+        <w:rPr>
+          <w:rFonts w:ascii="Arial" w:hAnsi="Arial" w:eastAsia="Arial" w:cs="Arial"/>
+          <w:b w:val="0"/>
+          <w:i w:val="0"/>
+          <w:sz w:val="21"/>
+        </w:rPr>
+        <w:t xml:space="preserve"> X)</w:t>
       </w:r>
     </w:p>
     <w:p>
@@ -14221,7 +14686,26 @@
           <w:i w:val="0"/>
           <w:sz w:val="21"/>
         </w:rPr>
-        <w:t>Kenaikan tegangan Q_C·X/V²</w:t>
+        <w:t>Kenaikan tegangan Q</w:t>
+      </w:r>
+      <w:r>
+        <w:rPr>
+          <w:rFonts w:ascii="Arial" w:hAnsi="Arial" w:eastAsia="Arial" w:cs="Arial"/>
+          <w:b w:val="0"/>
+          <w:i w:val="0"/>
+          <w:sz w:val="21"/>
+          <w:vertAlign w:val="subscript"/>
+        </w:rPr>
+        <w:t>C</w:t>
+      </w:r>
+      <w:r>
+        <w:rPr>
+          <w:rFonts w:ascii="Arial" w:hAnsi="Arial" w:eastAsia="Arial" w:cs="Arial"/>
+          <w:b w:val="0"/>
+          <w:i w:val="0"/>
+          <w:sz w:val="21"/>
+        </w:rPr>
+        <w:t>·X/V²</w:t>
       </w:r>
     </w:p>
     <w:p>

--- a/Teknik-Tenaga-Listrik/Modul-Word/Modul-10-Kompensasi-dalam-Sistem-Distribusi.docx
+++ b/Teknik-Tenaga-Listrik/Modul-Word/Modul-10-Kompensasi-dalam-Sistem-Distribusi.docx
@@ -12340,7 +12340,7 @@
           <w:i w:val="0"/>
           <w:sz w:val="17"/>
         </w:rPr>
-        <w:t>Qc = 1.685.3e3</w:t>
+        <w:t>Qc = 1685.3e3</w:t>
       </w:r>
       <w:r>
         <w:br/>
@@ -12975,7 +12975,7 @@
           <w:i w:val="0"/>
           <w:sz w:val="17"/>
         </w:rPr>
-        <w:t>Qc, VL, w = 1.685.3e3, 20e3, 2*np.pi*50</w:t>
+        <w:t>Qc, VL, w = 1685.3e3, 20e3, 2*np.pi*50</w:t>
       </w:r>
       <w:r>
         <w:br/>
